--- a/KAREEM SHERIF ADEYEMI CV format.docx
+++ b/KAREEM SHERIF ADEYEMI CV format.docx
@@ -516,7 +516,81 @@
           <w:iCs/>
           <w:color w:val="000000"/>
         </w:rPr>
-        <w:t>[Company Name] | [City, State] | [Month Year] – Present</w:t>
+        <w:t>[</w:t>
+      </w:r>
+      <w:proofErr w:type="spellStart"/>
+      <w:r>
+        <w:rPr>
+          <w:rFonts w:ascii="Calibri" w:eastAsia="Times New Roman" w:hAnsi="Calibri" w:cs="Calibri"/>
+          <w:i/>
+          <w:iCs/>
+          <w:color w:val="000000"/>
+        </w:rPr>
+        <w:t>Monietab</w:t>
+      </w:r>
+      <w:proofErr w:type="spellEnd"/>
+      <w:r>
+        <w:rPr>
+          <w:rFonts w:ascii="Calibri" w:eastAsia="Times New Roman" w:hAnsi="Calibri" w:cs="Calibri"/>
+          <w:i/>
+          <w:iCs/>
+          <w:color w:val="000000"/>
+        </w:rPr>
+        <w:t>] | [</w:t>
+      </w:r>
+      <w:r>
+        <w:rPr>
+          <w:rFonts w:ascii="Calibri" w:eastAsia="Times New Roman" w:hAnsi="Calibri" w:cs="Calibri"/>
+          <w:i/>
+          <w:iCs/>
+          <w:color w:val="000000"/>
+        </w:rPr>
+        <w:t>Akure</w:t>
+      </w:r>
+      <w:r>
+        <w:rPr>
+          <w:rFonts w:ascii="Calibri" w:eastAsia="Times New Roman" w:hAnsi="Calibri" w:cs="Calibri"/>
+          <w:i/>
+          <w:iCs/>
+          <w:color w:val="000000"/>
+        </w:rPr>
+        <w:t xml:space="preserve">, </w:t>
+      </w:r>
+      <w:r>
+        <w:rPr>
+          <w:rFonts w:ascii="Calibri" w:eastAsia="Times New Roman" w:hAnsi="Calibri" w:cs="Calibri"/>
+          <w:i/>
+          <w:iCs/>
+          <w:color w:val="000000"/>
+        </w:rPr>
+        <w:t>Ondo</w:t>
+      </w:r>
+      <w:r>
+        <w:rPr>
+          <w:rFonts w:ascii="Calibri" w:eastAsia="Times New Roman" w:hAnsi="Calibri" w:cs="Calibri"/>
+          <w:i/>
+          <w:iCs/>
+          <w:color w:val="000000"/>
+        </w:rPr>
+        <w:t>] | [</w:t>
+      </w:r>
+      <w:r>
+        <w:rPr>
+          <w:rFonts w:ascii="Calibri" w:eastAsia="Times New Roman" w:hAnsi="Calibri" w:cs="Calibri"/>
+          <w:i/>
+          <w:iCs/>
+          <w:color w:val="000000"/>
+        </w:rPr>
+        <w:t>Feb</w:t>
+      </w:r>
+      <w:r>
+        <w:rPr>
+          <w:rFonts w:ascii="Calibri" w:eastAsia="Times New Roman" w:hAnsi="Calibri" w:cs="Calibri"/>
+          <w:i/>
+          <w:iCs/>
+          <w:color w:val="000000"/>
+        </w:rPr>
+        <w:t xml:space="preserve"> ] – Present</w:t>
       </w:r>
     </w:p>
     <w:p>
